--- a/Documents/Test_Plan.docx
+++ b/Documents/Test_Plan.docx
@@ -153,7 +153,7 @@
         <w:rPr>
           <w:rFonts w:ascii="Consolas" w:hAnsi="Consolas"/>
         </w:rPr>
-        <w:t>Documents/SRS.md</w:t>
+        <w:t>Documents/markdown/SRS.md</w:t>
       </w:r>
       <w:r>
         <w:t>. Use case IDs and requirement IDs are those of the SRS.</w:t>
@@ -24562,7 +24562,7 @@
         <w:rPr>
           <w:rFonts w:ascii="Consolas" w:hAnsi="Consolas"/>
         </w:rPr>
-        <w:t>Documents/SRS.md</w:t>
+        <w:t>Documents/markdown/SRS.md</w:t>
       </w:r>
       <w:r>
         <w:t xml:space="preserve"> is exercised by at least one test case — satisfying NFR-007.</w:t>
